--- a/downloads/ver.docx
+++ b/downloads/ver.docx
@@ -50,11 +50,26 @@
           <w:lang w:bidi="fa-IR"/>
         </w:rPr>
       </w:pPr>
-      <w:r>
-        <w:rPr>
-          <w:lang w:bidi="fa-IR"/>
-        </w:rPr>
-        <w:t>Ver 13</w:t>
+      <w:proofErr w:type="spellStart"/>
+      <w:r>
+        <w:rPr>
+          <w:lang w:bidi="fa-IR"/>
+        </w:rPr>
+        <w:t>Ver</w:t>
+      </w:r>
+      <w:proofErr w:type="spellEnd"/>
+      <w:r>
+        <w:rPr>
+          <w:lang w:bidi="fa-IR"/>
+        </w:rPr>
+        <w:t xml:space="preserve"> </w:t>
+      </w:r>
+      <w:proofErr w:type="gramStart"/>
+      <w:r>
+        <w:rPr>
+          <w:lang w:bidi="fa-IR"/>
+        </w:rPr>
+        <w:t>13</w:t>
       </w:r>
       <w:r>
         <w:rPr>
@@ -64,6 +79,7 @@
         </w:rPr>
         <w:t xml:space="preserve"> :</w:t>
       </w:r>
+      <w:proofErr w:type="gramEnd"/>
     </w:p>
     <w:p>
       <w:pPr>
@@ -88,12 +104,28 @@
           <w:lang w:bidi="fa-IR"/>
         </w:rPr>
       </w:pPr>
-      <w:r>
-        <w:rPr>
-          <w:lang w:bidi="fa-IR"/>
-        </w:rPr>
-        <w:t>Ver 14 :</w:t>
-      </w:r>
+      <w:proofErr w:type="spellStart"/>
+      <w:r>
+        <w:rPr>
+          <w:lang w:bidi="fa-IR"/>
+        </w:rPr>
+        <w:t>Ver</w:t>
+      </w:r>
+      <w:proofErr w:type="spellEnd"/>
+      <w:r>
+        <w:rPr>
+          <w:lang w:bidi="fa-IR"/>
+        </w:rPr>
+        <w:t xml:space="preserve"> </w:t>
+      </w:r>
+      <w:proofErr w:type="gramStart"/>
+      <w:r>
+        <w:rPr>
+          <w:lang w:bidi="fa-IR"/>
+        </w:rPr>
+        <w:t>14 :</w:t>
+      </w:r>
+      <w:proofErr w:type="gramEnd"/>
     </w:p>
     <w:p>
       <w:pPr>
@@ -120,11 +152,26 @@
           <w:lang w:bidi="fa-IR"/>
         </w:rPr>
       </w:pPr>
-      <w:r>
-        <w:rPr>
-          <w:lang w:bidi="fa-IR"/>
-        </w:rPr>
-        <w:t>Ver 15</w:t>
+      <w:proofErr w:type="spellStart"/>
+      <w:r>
+        <w:rPr>
+          <w:lang w:bidi="fa-IR"/>
+        </w:rPr>
+        <w:t>Ver</w:t>
+      </w:r>
+      <w:proofErr w:type="spellEnd"/>
+      <w:r>
+        <w:rPr>
+          <w:lang w:bidi="fa-IR"/>
+        </w:rPr>
+        <w:t xml:space="preserve"> </w:t>
+      </w:r>
+      <w:proofErr w:type="gramStart"/>
+      <w:r>
+        <w:rPr>
+          <w:lang w:bidi="fa-IR"/>
+        </w:rPr>
+        <w:t>15</w:t>
       </w:r>
       <w:r>
         <w:rPr>
@@ -134,6 +181,7 @@
         </w:rPr>
         <w:t xml:space="preserve"> :</w:t>
       </w:r>
+      <w:proofErr w:type="gramEnd"/>
     </w:p>
     <w:p>
       <w:pPr>
@@ -265,11 +313,21 @@
         </w:rPr>
         <w:t xml:space="preserve">   . </w:t>
       </w:r>
-      <w:r>
-        <w:rPr>
-          <w:lang w:bidi="fa-IR"/>
-        </w:rPr>
-        <w:t>ver 18</w:t>
+      <w:proofErr w:type="spellStart"/>
+      <w:proofErr w:type="gramStart"/>
+      <w:r>
+        <w:rPr>
+          <w:lang w:bidi="fa-IR"/>
+        </w:rPr>
+        <w:t>ver</w:t>
+      </w:r>
+      <w:proofErr w:type="spellEnd"/>
+      <w:proofErr w:type="gramEnd"/>
+      <w:r>
+        <w:rPr>
+          <w:lang w:bidi="fa-IR"/>
+        </w:rPr>
+        <w:t xml:space="preserve"> 18</w:t>
       </w:r>
       <w:r>
         <w:rPr>
@@ -304,11 +362,26 @@
           <w:lang w:bidi="fa-IR"/>
         </w:rPr>
       </w:pPr>
-      <w:r>
-        <w:rPr>
-          <w:lang w:bidi="fa-IR"/>
-        </w:rPr>
-        <w:t>Ver 19</w:t>
+      <w:proofErr w:type="spellStart"/>
+      <w:r>
+        <w:rPr>
+          <w:lang w:bidi="fa-IR"/>
+        </w:rPr>
+        <w:t>Ver</w:t>
+      </w:r>
+      <w:proofErr w:type="spellEnd"/>
+      <w:r>
+        <w:rPr>
+          <w:lang w:bidi="fa-IR"/>
+        </w:rPr>
+        <w:t xml:space="preserve"> </w:t>
+      </w:r>
+      <w:proofErr w:type="gramStart"/>
+      <w:r>
+        <w:rPr>
+          <w:lang w:bidi="fa-IR"/>
+        </w:rPr>
+        <w:t>19</w:t>
       </w:r>
       <w:r>
         <w:rPr>
@@ -318,6 +391,7 @@
         </w:rPr>
         <w:t xml:space="preserve"> :</w:t>
       </w:r>
+      <w:proofErr w:type="gramEnd"/>
     </w:p>
     <w:p>
       <w:pPr>
@@ -343,12 +417,28 @@
           <w:lang w:bidi="fa-IR"/>
         </w:rPr>
       </w:pPr>
-      <w:r>
-        <w:rPr>
-          <w:lang w:bidi="fa-IR"/>
-        </w:rPr>
-        <w:t>Ve 20 :</w:t>
-      </w:r>
+      <w:proofErr w:type="spellStart"/>
+      <w:r>
+        <w:rPr>
+          <w:lang w:bidi="fa-IR"/>
+        </w:rPr>
+        <w:t>Ve</w:t>
+      </w:r>
+      <w:proofErr w:type="spellEnd"/>
+      <w:r>
+        <w:rPr>
+          <w:lang w:bidi="fa-IR"/>
+        </w:rPr>
+        <w:t xml:space="preserve"> </w:t>
+      </w:r>
+      <w:proofErr w:type="gramStart"/>
+      <w:r>
+        <w:rPr>
+          <w:lang w:bidi="fa-IR"/>
+        </w:rPr>
+        <w:t>20 :</w:t>
+      </w:r>
+      <w:proofErr w:type="gramEnd"/>
     </w:p>
     <w:p>
       <w:pPr>
@@ -427,11 +517,19 @@
           <w:lang w:bidi="fa-IR"/>
         </w:rPr>
       </w:pPr>
-      <w:r>
-        <w:rPr>
-          <w:lang w:bidi="fa-IR"/>
-        </w:rPr>
-        <w:t>Ver 21:</w:t>
+      <w:proofErr w:type="spellStart"/>
+      <w:r>
+        <w:rPr>
+          <w:lang w:bidi="fa-IR"/>
+        </w:rPr>
+        <w:t>Ver</w:t>
+      </w:r>
+      <w:proofErr w:type="spellEnd"/>
+      <w:r>
+        <w:rPr>
+          <w:lang w:bidi="fa-IR"/>
+        </w:rPr>
+        <w:t xml:space="preserve"> 21:</w:t>
       </w:r>
     </w:p>
     <w:p>
@@ -457,12 +555,20 @@
           <w:lang w:bidi="fa-IR"/>
         </w:rPr>
       </w:pPr>
+      <w:proofErr w:type="spellStart"/>
       <w:r>
         <w:rPr>
           <w:lang w:bidi="fa-IR"/>
         </w:rPr>
         <w:lastRenderedPageBreak/>
-        <w:t>Ver 22:</w:t>
+        <w:t>Ver</w:t>
+      </w:r>
+      <w:proofErr w:type="spellEnd"/>
+      <w:r>
+        <w:rPr>
+          <w:lang w:bidi="fa-IR"/>
+        </w:rPr>
+        <w:t xml:space="preserve"> 22:</w:t>
       </w:r>
     </w:p>
     <w:p>
@@ -514,12 +620,28 @@
           <w:lang w:bidi="fa-IR"/>
         </w:rPr>
       </w:pPr>
-      <w:r>
-        <w:rPr>
-          <w:lang w:bidi="fa-IR"/>
-        </w:rPr>
-        <w:t>Ver 23 :</w:t>
-      </w:r>
+      <w:proofErr w:type="spellStart"/>
+      <w:r>
+        <w:rPr>
+          <w:lang w:bidi="fa-IR"/>
+        </w:rPr>
+        <w:t>Ver</w:t>
+      </w:r>
+      <w:proofErr w:type="spellEnd"/>
+      <w:r>
+        <w:rPr>
+          <w:lang w:bidi="fa-IR"/>
+        </w:rPr>
+        <w:t xml:space="preserve"> </w:t>
+      </w:r>
+      <w:proofErr w:type="gramStart"/>
+      <w:r>
+        <w:rPr>
+          <w:lang w:bidi="fa-IR"/>
+        </w:rPr>
+        <w:t>23 :</w:t>
+      </w:r>
+      <w:proofErr w:type="gramEnd"/>
     </w:p>
     <w:p>
       <w:pPr>
@@ -546,11 +668,26 @@
           <w:lang w:bidi="fa-IR"/>
         </w:rPr>
       </w:pPr>
-      <w:r>
-        <w:rPr>
-          <w:lang w:bidi="fa-IR"/>
-        </w:rPr>
-        <w:t>Ver 2</w:t>
+      <w:proofErr w:type="spellStart"/>
+      <w:r>
+        <w:rPr>
+          <w:lang w:bidi="fa-IR"/>
+        </w:rPr>
+        <w:t>Ver</w:t>
+      </w:r>
+      <w:proofErr w:type="spellEnd"/>
+      <w:r>
+        <w:rPr>
+          <w:lang w:bidi="fa-IR"/>
+        </w:rPr>
+        <w:t xml:space="preserve"> </w:t>
+      </w:r>
+      <w:proofErr w:type="gramStart"/>
+      <w:r>
+        <w:rPr>
+          <w:lang w:bidi="fa-IR"/>
+        </w:rPr>
+        <w:t>2</w:t>
       </w:r>
       <w:r>
         <w:rPr>
@@ -564,6 +701,7 @@
         </w:rPr>
         <w:t xml:space="preserve"> :</w:t>
       </w:r>
+      <w:proofErr w:type="gramEnd"/>
       <w:r>
         <w:rPr>
           <w:rFonts w:hint="cs"/>
@@ -580,11 +718,19 @@
           <w:lang w:bidi="fa-IR"/>
         </w:rPr>
       </w:pPr>
-      <w:r>
-        <w:rPr>
-          <w:lang w:bidi="fa-IR"/>
-        </w:rPr>
-        <w:t>Ver 25:</w:t>
+      <w:proofErr w:type="spellStart"/>
+      <w:r>
+        <w:rPr>
+          <w:lang w:bidi="fa-IR"/>
+        </w:rPr>
+        <w:t>Ver</w:t>
+      </w:r>
+      <w:proofErr w:type="spellEnd"/>
+      <w:r>
+        <w:rPr>
+          <w:lang w:bidi="fa-IR"/>
+        </w:rPr>
+        <w:t xml:space="preserve"> 25:</w:t>
       </w:r>
       <w:r>
         <w:rPr>
@@ -859,12 +1005,14 @@
           <w:lang w:bidi="fa-IR"/>
         </w:rPr>
       </w:pPr>
+      <w:proofErr w:type="gramStart"/>
       <w:r>
         <w:rPr>
           <w:lang w:bidi="fa-IR"/>
         </w:rPr>
         <w:t>V31 :</w:t>
       </w:r>
+      <w:proofErr w:type="gramEnd"/>
     </w:p>
     <w:p>
       <w:pPr>
@@ -977,7 +1125,6 @@
       <w:pPr>
         <w:bidi/>
         <w:rPr>
-          <w:rFonts w:hint="cs"/>
           <w:rtl/>
           <w:lang w:bidi="fa-IR"/>
         </w:rPr>
@@ -1028,6 +1175,23 @@
           <w:lang w:bidi="fa-IR"/>
         </w:rPr>
         <w:t>حذف 5 روز رایگان و اضافه کردن 2 روز پروبیشن از داخل اپ و دادن لایسنس اتوماتیک با دو روز فرصت تسویه</w:t>
+      </w:r>
+    </w:p>
+    <w:p>
+      <w:pPr>
+        <w:bidi/>
+        <w:rPr>
+          <w:rtl/>
+          <w:lang w:bidi="fa-IR"/>
+        </w:rPr>
+      </w:pPr>
+      <w:r>
+        <w:rPr>
+          <w:rFonts w:hint="cs"/>
+          <w:rtl/>
+          <w:lang w:bidi="fa-IR"/>
+        </w:rPr>
+        <w:t>مشکل تغییر سرعت بدون تغییر پیچ برای کلیه ترکها حل شد</w:t>
       </w:r>
       <w:bookmarkStart w:id="0" w:name="_GoBack"/>
       <w:bookmarkEnd w:id="0"/>
